--- a/파일럿/보고자료/한글문서/00_문서목록.docx
+++ b/파일럿/보고자료/한글문서/00_문서목록.docx
@@ -44,7 +44,7 @@
           <w:color w:val="8A8FA3"/>
           <w:sz w:val="18"/>
         </w:rPr>
-        <w:t>어떤 문서가 있고 누가 읽으면 되는지 · 작성일 2026년 9월 25일</w:t>
+        <w:t>어떤 문서가 있고 누가 읽으면 되는지 · 작성일 2026년 9월 27일</w:t>
       </w:r>
     </w:p>
     <w:p>
@@ -1246,7 +1246,7 @@
           <w:color w:val="8A8FA3"/>
           <w:sz w:val="17"/>
         </w:rPr>
-        <w:t>「오늘의 숙제」 시범 운영 자료 · 2026년 9월 25일</w:t>
+        <w:t>「오늘의 숙제」 시범 운영 자료 · 2026년 9월 27일</w:t>
       </w:r>
     </w:p>
     <w:sectPr>

--- a/파일럿/보고자료/한글문서/00_문서목록.docx
+++ b/파일럿/보고자료/한글문서/00_문서목록.docx
@@ -44,7 +44,7 @@
           <w:color w:val="8A8FA3"/>
           <w:sz w:val="18"/>
         </w:rPr>
-        <w:t>어떤 문서가 있고 누가 읽으면 되는지 · 작성일 2026년 9월 27일</w:t>
+        <w:t>어떤 문서가 있고 누가 읽으면 되는지 · 작성일 2026년 9월 28일</w:t>
       </w:r>
     </w:p>
     <w:p>
@@ -1246,7 +1246,7 @@
           <w:color w:val="8A8FA3"/>
           <w:sz w:val="17"/>
         </w:rPr>
-        <w:t>「오늘의 숙제」 시범 운영 자료 · 2026년 9월 27일</w:t>
+        <w:t>「오늘의 숙제」 시범 운영 자료 · 2026년 9월 28일</w:t>
       </w:r>
     </w:p>
     <w:sectPr>

--- a/파일럿/보고자료/한글문서/00_문서목록.docx
+++ b/파일럿/보고자료/한글문서/00_문서목록.docx
@@ -44,7 +44,7 @@
           <w:color w:val="8A8FA3"/>
           <w:sz w:val="18"/>
         </w:rPr>
-        <w:t>어떤 문서가 있고 누가 읽으면 되는지 · 작성일 2026년 9월 28일</w:t>
+        <w:t>어떤 문서가 있고 누가 읽으면 되는지 · 작성일 2026년 9월 29일</w:t>
       </w:r>
     </w:p>
     <w:p>
@@ -922,6 +922,71 @@
           </w:p>
         </w:tc>
       </w:tr>
+      <w:tr>
+        <w:tc>
+          <w:tcPr>
+            <w:tcW w:type="dxa" w:w="3857"/>
+          </w:tcPr>
+          <w:p>
+            <w:pPr>
+              <w:spacing w:before="40" w:after="40"/>
+            </w:pPr>
+            <w:r>
+              <w:rPr>
+                <w:rFonts w:ascii="맑은 고딕" w:hAnsi="맑은 고딕" w:eastAsia="맑은 고딕" w:cs="맑은 고딕"/>
+                <w:b w:val="0"/>
+                <w:color w:val="1E3A6B"/>
+                <w:sz w:val="19"/>
+              </w:rPr>
+              <w:t>운영 비용 안내</w:t>
+            </w:r>
+          </w:p>
+        </w:tc>
+        <w:tc>
+          <w:tcPr>
+            <w:tcW w:type="dxa" w:w="1543"/>
+          </w:tcPr>
+          <w:p>
+            <w:pPr>
+              <w:spacing w:before="40" w:after="40"/>
+            </w:pPr>
+            <w:r>
+              <w:rPr>
+                <w:rFonts w:ascii="맑은 고딕" w:hAnsi="맑은 고딕" w:eastAsia="맑은 고딕" w:cs="맑은 고딕"/>
+                <w:b w:val="0"/>
+                <w:sz w:val="19"/>
+              </w:rPr>
+              <w:t>결정하는 분</w:t>
+            </w:r>
+          </w:p>
+        </w:tc>
+        <w:tc>
+          <w:tcPr>
+            <w:tcW w:type="dxa" w:w="4011"/>
+          </w:tcPr>
+          <w:p>
+            <w:pPr>
+              <w:spacing w:before="40" w:after="40"/>
+            </w:pPr>
+            <w:r>
+              <w:rPr>
+                <w:rFonts w:ascii="맑은 고딕" w:hAnsi="맑은 고딕" w:eastAsia="맑은 고딕" w:cs="맑은 고딕"/>
+                <w:b w:val="0"/>
+                <w:sz w:val="19"/>
+              </w:rPr>
+              <w:t xml:space="preserve">실제로 얼마가 드는지. </w:t>
+            </w:r>
+            <w:r>
+              <w:rPr>
+                <w:rFonts w:ascii="맑은 고딕" w:hAnsi="맑은 고딕" w:eastAsia="맑은 고딕" w:cs="맑은 고딕"/>
+                <w:b/>
+                <w:sz w:val="19"/>
+              </w:rPr>
+              <w:t>지금 규모에서는 들지 않습니다.</w:t>
+            </w:r>
+          </w:p>
+        </w:tc>
+      </w:tr>
     </w:tbl>
     <w:p>
       <w:pPr>
@@ -1246,7 +1311,7 @@
           <w:color w:val="8A8FA3"/>
           <w:sz w:val="17"/>
         </w:rPr>
-        <w:t>「오늘의 숙제」 시범 운영 자료 · 2026년 9월 28일</w:t>
+        <w:t>「오늘의 숙제」 시범 운영 자료 · 2026년 9월 29일</w:t>
       </w:r>
     </w:p>
     <w:sectPr>

--- a/파일럿/보고자료/한글문서/00_문서목록.docx
+++ b/파일럿/보고자료/한글문서/00_문서목록.docx
@@ -27,7 +27,7 @@
           <w:color w:val="1E3A6B"/>
           <w:sz w:val="38"/>
         </w:rPr>
-        <w:t>시범 운영 자료 — 문서 목록</w:t>
+        <w:t>「오늘의 숙제」 문서 목록</w:t>
       </w:r>
     </w:p>
     <w:p>
@@ -1311,7 +1311,7 @@
           <w:color w:val="8A8FA3"/>
           <w:sz w:val="17"/>
         </w:rPr>
-        <w:t>「오늘의 숙제」 시범 운영 자료 · 2026년 9월 29일</w:t>
+        <w:t>「오늘의 숙제」 자료 · 2026년 9월 29일</w:t>
       </w:r>
     </w:p>
     <w:sectPr>
